--- a/samples/Ironclad_Downtime_Maintenance_SOP.docx
+++ b/samples/Ironclad_Downtime_Maintenance_SOP.docx
@@ -1148,7 +1148,7 @@
       <w:r>
         <w:drawing>
           <wp:inline distT="0" distB="0" distL="0" distR="0">
-            <wp:extent cx="5905500" cy="3371850"/>
+            <wp:extent cx="5905500" cy="4679349"/>
             <wp:effectExtent t="0" r="0" b="0" l="0"/>
             <wp:docPr id="1" name="" descr="" title=""/>
             <wp:cNvGraphicFramePr>
@@ -1173,7 +1173,7 @@
                   <pic:spPr bwMode="auto">
                     <a:xfrm>
                       <a:off x="0" y="0"/>
-                      <a:ext cx="5905500" cy="3371850"/>
+                      <a:ext cx="5905500" cy="4679349"/>
                     </a:xfrm>
                     <a:prstGeom prst="rect">
                       <a:avLst/>
@@ -1280,7 +1280,7 @@
           <w:sz w:val="22"/>
           <w:szCs w:val="22"/>
         </w:rPr>
-        <w:t xml:space="preserve">Log the downtime start time and fault code in the maintenance tracker.</w:t>
+        <w:t>Log the downtime start time and fault code in the maintenance tracker. (Quality Checkpoint 1) Confirm the fault code against the standard fault code list before notifying maintenance. If the code or start time is missing, complete the log entry. If it is still incomplete on the second check, stop and escalate to the Shift Lead.</w:t>
       </w:r>
     </w:p>
     <w:p>
@@ -1334,7 +1334,15 @@
           <w:sz w:val="22"/>
           <w:szCs w:val="22"/>
         </w:rPr>
-        <w:t xml:space="preserve">Review the fault code and downtime log for completeness before starting work. (Quality Checkpoint 1)</w:t>
+        <w:t>Review the fault code and downtime log, then plan the repair.</w:t>
+      </w:r>
+      <w:r>
+        <w:rPr>
+          <w:rFonts w:ascii="Arial" w:cs="Arial" w:eastAsia="Arial" w:hAnsi="Arial"/>
+          <w:color w:val="000000"/>
+          <w:sz w:val="22"/>
+          <w:szCs w:val="22"/>
+        </w:rPr>
       </w:r>
     </w:p>
     <w:p>
@@ -1391,7 +1399,15 @@
           <w:sz w:val="22"/>
           <w:szCs w:val="22"/>
         </w:rPr>
-        <w:t xml:space="preserve">Run a test cycle to confirm the fix works before clearing the machine. (Quality Checkpoint 2)</w:t>
+        <w:t>Run a test cycle to confirm the fix works before clearing the machine. (Quality Checkpoint 2) If the test cycle fails, repeat the repair. If it fails a second time, stop and escalate to engineering — do not clear the machine.</w:t>
+      </w:r>
+      <w:r>
+        <w:rPr>
+          <w:rFonts w:ascii="Arial" w:cs="Arial" w:eastAsia="Arial" w:hAnsi="Arial"/>
+          <w:color w:val="000000"/>
+          <w:sz w:val="22"/>
+          <w:szCs w:val="22"/>
+        </w:rPr>
       </w:r>
     </w:p>
     <w:p>
